--- a/Etapa Construcción - Iteración 3/Diseño/Script PlantUML.docx
+++ b/Etapa Construcción - Iteración 3/Diseño/Script PlantUML.docx
@@ -857,6 +857,737 @@
         <w:rPr>
           <w:rtl w:val="0"/>
         </w:rPr>
+      </w:r>
+    </w:p>
+    <w:p>
+      <w:pPr>
+        <w:rPr/>
+      </w:pPr>
+      <w:r>
+        <w:rPr>
+          <w:rtl w:val="0"/>
+        </w:rPr>
+        <w:t xml:space="preserve">@startuml</w:t>
+      </w:r>
+    </w:p>
+    <w:p>
+      <w:pPr>
+        <w:rPr/>
+      </w:pPr>
+      <w:r>
+        <w:rPr>
+          <w:rtl w:val="0"/>
+        </w:rPr>
+        <w:t xml:space="preserve">title Caso de Uso 05 - Crear Proyecto</w:t>
+      </w:r>
+    </w:p>
+    <w:p>
+      <w:pPr>
+        <w:rPr/>
+      </w:pPr>
+      <w:r>
+        <w:rPr>
+          <w:rtl w:val="0"/>
+        </w:rPr>
+      </w:r>
+    </w:p>
+    <w:p>
+      <w:pPr>
+        <w:rPr/>
+      </w:pPr>
+      <w:r>
+        <w:rPr>
+          <w:rtl w:val="0"/>
+        </w:rPr>
+        <w:t xml:space="preserve">actor "Administrador" as A</w:t>
+      </w:r>
+    </w:p>
+    <w:p>
+      <w:pPr>
+        <w:rPr/>
+      </w:pPr>
+      <w:r>
+        <w:rPr>
+          <w:rtl w:val="0"/>
+        </w:rPr>
+      </w:r>
+    </w:p>
+    <w:p>
+      <w:pPr>
+        <w:rPr/>
+      </w:pPr>
+      <w:r>
+        <w:rPr>
+          <w:rtl w:val="0"/>
+        </w:rPr>
+        <w:t xml:space="preserve">boundary "PantallaPrincipal" as PP</w:t>
+      </w:r>
+    </w:p>
+    <w:p>
+      <w:pPr>
+        <w:rPr/>
+      </w:pPr>
+      <w:r>
+        <w:rPr>
+          <w:rtl w:val="0"/>
+        </w:rPr>
+        <w:t xml:space="preserve">boundary "PantallaNuevoProyecto" as PNP</w:t>
+      </w:r>
+    </w:p>
+    <w:p>
+      <w:pPr>
+        <w:rPr/>
+      </w:pPr>
+      <w:r>
+        <w:rPr>
+          <w:rtl w:val="0"/>
+        </w:rPr>
+        <w:t xml:space="preserve">boundary "InterfazUsuario" as IU</w:t>
+      </w:r>
+    </w:p>
+    <w:p>
+      <w:pPr>
+        <w:rPr/>
+      </w:pPr>
+      <w:r>
+        <w:rPr>
+          <w:rtl w:val="0"/>
+        </w:rPr>
+        <w:t xml:space="preserve">control "ManejadorProyecto" as MP</w:t>
+      </w:r>
+    </w:p>
+    <w:p>
+      <w:pPr>
+        <w:rPr/>
+      </w:pPr>
+      <w:r>
+        <w:rPr>
+          <w:rtl w:val="0"/>
+        </w:rPr>
+        <w:t xml:space="preserve">entity "Proyecto" as PR</w:t>
+      </w:r>
+    </w:p>
+    <w:p>
+      <w:pPr>
+        <w:rPr/>
+      </w:pPr>
+      <w:r>
+        <w:rPr>
+          <w:rtl w:val="0"/>
+        </w:rPr>
+        <w:t xml:space="preserve">boundary "InterfazBDD" as IBDD</w:t>
+      </w:r>
+    </w:p>
+    <w:p>
+      <w:pPr>
+        <w:rPr/>
+      </w:pPr>
+      <w:r>
+        <w:rPr>
+          <w:rtl w:val="0"/>
+        </w:rPr>
+        <w:t xml:space="preserve">database "BDD" as DB</w:t>
+      </w:r>
+    </w:p>
+    <w:p>
+      <w:pPr>
+        <w:rPr/>
+      </w:pPr>
+      <w:r>
+        <w:rPr>
+          <w:rtl w:val="0"/>
+        </w:rPr>
+      </w:r>
+    </w:p>
+    <w:p>
+      <w:pPr>
+        <w:rPr/>
+      </w:pPr>
+      <w:r>
+        <w:rPr>
+          <w:rtl w:val="0"/>
+        </w:rPr>
+        <w:t xml:space="preserve">== Flujo Principal ==</w:t>
+      </w:r>
+    </w:p>
+    <w:p>
+      <w:pPr>
+        <w:rPr/>
+      </w:pPr>
+      <w:r>
+        <w:rPr>
+          <w:rtl w:val="0"/>
+        </w:rPr>
+      </w:r>
+    </w:p>
+    <w:p>
+      <w:pPr>
+        <w:rPr/>
+      </w:pPr>
+      <w:r>
+        <w:rPr>
+          <w:rtl w:val="0"/>
+        </w:rPr>
+        <w:t xml:space="preserve">A -&gt; PP : Presiona "Nuevo proyecto"</w:t>
+      </w:r>
+    </w:p>
+    <w:p>
+      <w:pPr>
+        <w:rPr/>
+      </w:pPr>
+      <w:r>
+        <w:rPr>
+          <w:rtl w:val="0"/>
+        </w:rPr>
+      </w:r>
+    </w:p>
+    <w:p>
+      <w:pPr>
+        <w:rPr/>
+      </w:pPr>
+      <w:r>
+        <w:rPr>
+          <w:rtl w:val="0"/>
+        </w:rPr>
+        <w:t xml:space="preserve">PP -&gt; IU : crearProyecto()</w:t>
+      </w:r>
+    </w:p>
+    <w:p>
+      <w:pPr>
+        <w:rPr/>
+      </w:pPr>
+      <w:r>
+        <w:rPr>
+          <w:rtl w:val="0"/>
+        </w:rPr>
+        <w:t xml:space="preserve">IU -&gt; MP : crearProyecto()</w:t>
+      </w:r>
+    </w:p>
+    <w:p>
+      <w:pPr>
+        <w:rPr/>
+      </w:pPr>
+      <w:r>
+        <w:rPr>
+          <w:rtl w:val="0"/>
+        </w:rPr>
+      </w:r>
+    </w:p>
+    <w:p>
+      <w:pPr>
+        <w:rPr/>
+      </w:pPr>
+      <w:r>
+        <w:rPr>
+          <w:rtl w:val="0"/>
+        </w:rPr>
+        <w:t xml:space="preserve">MP -&gt; IU : solicitar despliegue PantallaNuevoProyecto</w:t>
+      </w:r>
+    </w:p>
+    <w:p>
+      <w:pPr>
+        <w:rPr/>
+      </w:pPr>
+      <w:r>
+        <w:rPr>
+          <w:rtl w:val="0"/>
+        </w:rPr>
+        <w:t xml:space="preserve">IU -&gt; PNP : mostrar()</w:t>
+      </w:r>
+    </w:p>
+    <w:p>
+      <w:pPr>
+        <w:rPr/>
+      </w:pPr>
+      <w:r>
+        <w:rPr>
+          <w:rtl w:val="0"/>
+        </w:rPr>
+      </w:r>
+    </w:p>
+    <w:p>
+      <w:pPr>
+        <w:rPr/>
+      </w:pPr>
+      <w:r>
+        <w:rPr>
+          <w:rtl w:val="0"/>
+        </w:rPr>
+        <w:t xml:space="preserve">A -&gt; PNP : Ingresa datos y presiona "Crear"</w:t>
+      </w:r>
+    </w:p>
+    <w:p>
+      <w:pPr>
+        <w:rPr/>
+      </w:pPr>
+      <w:r>
+        <w:rPr>
+          <w:rtl w:val="0"/>
+        </w:rPr>
+      </w:r>
+    </w:p>
+    <w:p>
+      <w:pPr>
+        <w:rPr/>
+      </w:pPr>
+      <w:r>
+        <w:rPr>
+          <w:rtl w:val="0"/>
+        </w:rPr>
+        <w:t xml:space="preserve">PNP -&gt; IU : enviar datos</w:t>
+      </w:r>
+    </w:p>
+    <w:p>
+      <w:pPr>
+        <w:rPr/>
+      </w:pPr>
+      <w:r>
+        <w:rPr>
+          <w:rtl w:val="0"/>
+        </w:rPr>
+        <w:t xml:space="preserve">IU -&gt; MP : crearProyecto(datos)</w:t>
+      </w:r>
+    </w:p>
+    <w:p>
+      <w:pPr>
+        <w:rPr/>
+      </w:pPr>
+      <w:r>
+        <w:rPr>
+          <w:rtl w:val="0"/>
+        </w:rPr>
+      </w:r>
+    </w:p>
+    <w:p>
+      <w:pPr>
+        <w:rPr/>
+      </w:pPr>
+      <w:r>
+        <w:rPr>
+          <w:rtl w:val="0"/>
+        </w:rPr>
+        <w:t xml:space="preserve">MP -&gt; MP : validar datos</w:t>
+      </w:r>
+    </w:p>
+    <w:p>
+      <w:pPr>
+        <w:rPr/>
+      </w:pPr>
+      <w:r>
+        <w:rPr>
+          <w:rtl w:val="0"/>
+        </w:rPr>
+      </w:r>
+    </w:p>
+    <w:p>
+      <w:pPr>
+        <w:rPr/>
+      </w:pPr>
+      <w:r>
+        <w:rPr>
+          <w:rtl w:val="0"/>
+        </w:rPr>
+        <w:t xml:space="preserve">MP -&gt; PR : crear(datos)</w:t>
+      </w:r>
+    </w:p>
+    <w:p>
+      <w:pPr>
+        <w:rPr/>
+      </w:pPr>
+      <w:r>
+        <w:rPr>
+          <w:rtl w:val="0"/>
+        </w:rPr>
+        <w:t xml:space="preserve">PR -&gt; IBDD : persistirProyecto(datos)</w:t>
+      </w:r>
+    </w:p>
+    <w:p>
+      <w:pPr>
+        <w:rPr/>
+      </w:pPr>
+      <w:r>
+        <w:rPr>
+          <w:rtl w:val="0"/>
+        </w:rPr>
+        <w:t xml:space="preserve">IBDD -&gt; DB : insertar proyecto</w:t>
+      </w:r>
+    </w:p>
+    <w:p>
+      <w:pPr>
+        <w:rPr/>
+      </w:pPr>
+      <w:r>
+        <w:rPr>
+          <w:rtl w:val="0"/>
+        </w:rPr>
+      </w:r>
+    </w:p>
+    <w:p>
+      <w:pPr>
+        <w:rPr/>
+      </w:pPr>
+      <w:r>
+        <w:rPr>
+          <w:rtl w:val="0"/>
+        </w:rPr>
+        <w:t xml:space="preserve">DB --&gt; IBDD : confirmación de guardado</w:t>
+      </w:r>
+    </w:p>
+    <w:p>
+      <w:pPr>
+        <w:rPr/>
+      </w:pPr>
+      <w:r>
+        <w:rPr>
+          <w:rtl w:val="0"/>
+        </w:rPr>
+        <w:t xml:space="preserve">IBDD --&gt; PR : confirmación</w:t>
+      </w:r>
+    </w:p>
+    <w:p>
+      <w:pPr>
+        <w:rPr/>
+      </w:pPr>
+      <w:r>
+        <w:rPr>
+          <w:rtl w:val="0"/>
+        </w:rPr>
+        <w:t xml:space="preserve">PR --&gt; MP : confirmación</w:t>
+      </w:r>
+    </w:p>
+    <w:p>
+      <w:pPr>
+        <w:rPr/>
+      </w:pPr>
+      <w:r>
+        <w:rPr>
+          <w:rtl w:val="0"/>
+        </w:rPr>
+        <w:t xml:space="preserve">MP --&gt; IU : notificar éxito</w:t>
+      </w:r>
+    </w:p>
+    <w:p>
+      <w:pPr>
+        <w:rPr/>
+      </w:pPr>
+      <w:r>
+        <w:rPr>
+          <w:rtl w:val="0"/>
+        </w:rPr>
+      </w:r>
+    </w:p>
+    <w:p>
+      <w:pPr>
+        <w:rPr/>
+      </w:pPr>
+      <w:r>
+        <w:rPr>
+          <w:rtl w:val="0"/>
+        </w:rPr>
+        <w:t xml:space="preserve">IU -&gt; PP : mostrar "El proyecto ha sido creado exitosamente"</w:t>
+      </w:r>
+    </w:p>
+    <w:p>
+      <w:pPr>
+        <w:rPr/>
+      </w:pPr>
+      <w:r>
+        <w:rPr>
+          <w:rtl w:val="0"/>
+        </w:rPr>
+      </w:r>
+    </w:p>
+    <w:p>
+      <w:pPr>
+        <w:rPr/>
+      </w:pPr>
+      <w:r>
+        <w:rPr>
+          <w:rtl w:val="0"/>
+        </w:rPr>
+        <w:t xml:space="preserve">== Extensiones ==</w:t>
+      </w:r>
+    </w:p>
+    <w:p>
+      <w:pPr>
+        <w:rPr/>
+      </w:pPr>
+      <w:r>
+        <w:rPr>
+          <w:rtl w:val="0"/>
+        </w:rPr>
+      </w:r>
+    </w:p>
+    <w:p>
+      <w:pPr>
+        <w:rPr/>
+      </w:pPr>
+      <w:r>
+        <w:rPr>
+          <w:rtl w:val="0"/>
+        </w:rPr>
+        <w:t xml:space="preserve">alt 2a - Cancelar creación</w:t>
+      </w:r>
+    </w:p>
+    <w:p>
+      <w:pPr>
+        <w:rPr/>
+      </w:pPr>
+      <w:r>
+        <w:rPr>
+          <w:rtl w:val="0"/>
+        </w:rPr>
+        <w:t xml:space="preserve">A -&gt; PNP : Presiona "Cancelar"</w:t>
+      </w:r>
+    </w:p>
+    <w:p>
+      <w:pPr>
+        <w:rPr/>
+      </w:pPr>
+      <w:r>
+        <w:rPr>
+          <w:rtl w:val="0"/>
+        </w:rPr>
+        <w:t xml:space="preserve">PNP -&gt; IU : cancelar()</w:t>
+      </w:r>
+    </w:p>
+    <w:p>
+      <w:pPr>
+        <w:rPr/>
+      </w:pPr>
+      <w:r>
+        <w:rPr>
+          <w:rtl w:val="0"/>
+        </w:rPr>
+        <w:t xml:space="preserve">IU -&gt; PP : cerrar PantallaNuevoProyecto</w:t>
+      </w:r>
+    </w:p>
+    <w:p>
+      <w:pPr>
+        <w:rPr/>
+      </w:pPr>
+      <w:r>
+        <w:rPr>
+          <w:rtl w:val="0"/>
+        </w:rPr>
+        <w:t xml:space="preserve">end</w:t>
+      </w:r>
+    </w:p>
+    <w:p>
+      <w:pPr>
+        <w:rPr/>
+      </w:pPr>
+      <w:r>
+        <w:rPr>
+          <w:rtl w:val="0"/>
+        </w:rPr>
+      </w:r>
+    </w:p>
+    <w:p>
+      <w:pPr>
+        <w:rPr/>
+      </w:pPr>
+      <w:r>
+        <w:rPr>
+          <w:rtl w:val="0"/>
+        </w:rPr>
+        <w:t xml:space="preserve">alt 4a - Datos incorrectos</w:t>
+      </w:r>
+    </w:p>
+    <w:p>
+      <w:pPr>
+        <w:rPr/>
+      </w:pPr>
+      <w:r>
+        <w:rPr>
+          <w:rtl w:val="0"/>
+        </w:rPr>
+        <w:t xml:space="preserve">MP -&gt; IU : mensaje de error</w:t>
+      </w:r>
+    </w:p>
+    <w:p>
+      <w:pPr>
+        <w:rPr/>
+      </w:pPr>
+      <w:r>
+        <w:rPr>
+          <w:rtl w:val="0"/>
+        </w:rPr>
+        <w:t xml:space="preserve">IU -&gt; PNP : mostrar "Se detectaron errores en los datos enviados"</w:t>
+      </w:r>
+    </w:p>
+    <w:p>
+      <w:pPr>
+        <w:rPr/>
+      </w:pPr>
+      <w:r>
+        <w:rPr>
+          <w:rtl w:val="0"/>
+        </w:rPr>
+        <w:t xml:space="preserve">note right</w:t>
+      </w:r>
+    </w:p>
+    <w:p>
+      <w:pPr>
+        <w:rPr/>
+      </w:pPr>
+      <w:r>
+        <w:rPr>
+          <w:rtl w:val="0"/>
+        </w:rPr>
+        <w:t xml:space="preserve">Continúa en el paso 4</w:t>
+      </w:r>
+    </w:p>
+    <w:p>
+      <w:pPr>
+        <w:rPr/>
+      </w:pPr>
+      <w:r>
+        <w:rPr>
+          <w:rtl w:val="0"/>
+        </w:rPr>
+        <w:t xml:space="preserve">end note</w:t>
+      </w:r>
+    </w:p>
+    <w:p>
+      <w:pPr>
+        <w:rPr/>
+      </w:pPr>
+      <w:r>
+        <w:rPr>
+          <w:rtl w:val="0"/>
+        </w:rPr>
+        <w:t xml:space="preserve">end</w:t>
+      </w:r>
+    </w:p>
+    <w:p>
+      <w:pPr>
+        <w:rPr/>
+      </w:pPr>
+      <w:r>
+        <w:rPr>
+          <w:rtl w:val="0"/>
+        </w:rPr>
+      </w:r>
+    </w:p>
+    <w:p>
+      <w:pPr>
+        <w:rPr/>
+      </w:pPr>
+      <w:r>
+        <w:rPr>
+          <w:rtl w:val="0"/>
+        </w:rPr>
+        <w:t xml:space="preserve">alt 4b - Error de conexión con la base de datos</w:t>
+      </w:r>
+    </w:p>
+    <w:p>
+      <w:pPr>
+        <w:rPr/>
+      </w:pPr>
+      <w:r>
+        <w:rPr>
+          <w:rtl w:val="0"/>
+        </w:rPr>
+        <w:t xml:space="preserve">IBDD -&gt; PR : error de conexión</w:t>
+      </w:r>
+    </w:p>
+    <w:p>
+      <w:pPr>
+        <w:rPr/>
+      </w:pPr>
+      <w:r>
+        <w:rPr>
+          <w:rtl w:val="0"/>
+        </w:rPr>
+        <w:t xml:space="preserve">PR -&gt; MP : error</w:t>
+      </w:r>
+    </w:p>
+    <w:p>
+      <w:pPr>
+        <w:rPr/>
+      </w:pPr>
+      <w:r>
+        <w:rPr>
+          <w:rtl w:val="0"/>
+        </w:rPr>
+        <w:t xml:space="preserve">MP -&gt; IU : mensaje de error</w:t>
+      </w:r>
+    </w:p>
+    <w:p>
+      <w:pPr>
+        <w:rPr/>
+      </w:pPr>
+      <w:r>
+        <w:rPr>
+          <w:rtl w:val="0"/>
+        </w:rPr>
+        <w:t xml:space="preserve">IU -&gt; PNP : mostrar "Se ha producido un error de conexión con la base de datos"</w:t>
+      </w:r>
+    </w:p>
+    <w:p>
+      <w:pPr>
+        <w:rPr/>
+      </w:pPr>
+      <w:r>
+        <w:rPr>
+          <w:rtl w:val="0"/>
+        </w:rPr>
+        <w:t xml:space="preserve">note right</w:t>
+      </w:r>
+    </w:p>
+    <w:p>
+      <w:pPr>
+        <w:rPr/>
+      </w:pPr>
+      <w:r>
+        <w:rPr>
+          <w:rtl w:val="0"/>
+        </w:rPr>
+        <w:t xml:space="preserve">Continúa en el paso 4</w:t>
+      </w:r>
+    </w:p>
+    <w:p>
+      <w:pPr>
+        <w:rPr/>
+      </w:pPr>
+      <w:r>
+        <w:rPr>
+          <w:rtl w:val="0"/>
+        </w:rPr>
+        <w:t xml:space="preserve">end note</w:t>
+      </w:r>
+    </w:p>
+    <w:p>
+      <w:pPr>
+        <w:rPr/>
+      </w:pPr>
+      <w:r>
+        <w:rPr>
+          <w:rtl w:val="0"/>
+        </w:rPr>
+        <w:t xml:space="preserve">end</w:t>
+      </w:r>
+    </w:p>
+    <w:p>
+      <w:pPr>
+        <w:rPr/>
+      </w:pPr>
+      <w:r>
+        <w:rPr>
+          <w:rtl w:val="0"/>
+        </w:rPr>
+      </w:r>
+    </w:p>
+    <w:p>
+      <w:pPr>
+        <w:rPr/>
+      </w:pPr>
+      <w:r>
+        <w:rPr>
+          <w:rtl w:val="0"/>
+        </w:rPr>
+        <w:t xml:space="preserve">@enduml</w:t>
       </w:r>
     </w:p>
     <w:p>
